--- a/app/templates/mortgage_template.docx
+++ b/app/templates/mortgage_template.docx
@@ -17,6 +17,15 @@
           <w:shd w:fill="DEE6EF" w:val="clear"/>
         </w:rPr>
       </w:pPr>
+      <w:r>
+        <w:rPr>
+          <w:rFonts w:ascii="Cambria" w:hAnsi="Cambria"/>
+          <w:sz w:val="22"/>
+          <w:szCs w:val="22"/>
+          <w:shd w:fill="DEE6EF" w:val="clear"/>
+        </w:rPr>
+        <w:t>tes</w:t>
+      </w:r>
       <w:r>
         <w:rPr>
           <w:rFonts w:ascii="Cambria" w:hAnsi="Cambria"/>
@@ -1134,10 +1143,31 @@
           <w:szCs w:val="22"/>
           <w:shd w:fill="DEE6EF" w:val="clear"/>
         </w:rPr>
-        <w:t>{{account_number}}</w:t>
-      </w:r>
-      <w:r>
-        <w:rPr>
+        <w:t>{{</w:t>
+      </w:r>
+      <w:r>
+        <w:rPr>
+          <w:rStyle w:val="Strong"/>
+          <w:rFonts w:ascii="Cambria" w:hAnsi="Cambria"/>
+          <w:sz w:val="22"/>
+          <w:szCs w:val="22"/>
+          <w:shd w:fill="DEE6EF" w:val="clear"/>
+        </w:rPr>
+        <w:t>bank_</w:t>
+      </w:r>
+      <w:r>
+        <w:rPr>
+          <w:rStyle w:val="Strong"/>
+          <w:rFonts w:ascii="Cambria" w:hAnsi="Cambria"/>
+          <w:sz w:val="22"/>
+          <w:szCs w:val="22"/>
+          <w:shd w:fill="DEE6EF" w:val="clear"/>
+        </w:rPr>
+        <w:t>account_number}}</w:t>
+      </w:r>
+      <w:r>
+        <w:rPr>
+          <w:rStyle w:val="Strong"/>
           <w:rFonts w:ascii="Cambria" w:hAnsi="Cambria"/>
           <w:b/>
           <w:bCs/>
@@ -1538,7 +1568,7 @@
           <w:szCs w:val="22"/>
           <w:shd w:fill="DEE6EF" w:val="clear"/>
         </w:rPr>
-        <w:t>{{payment_quotes}}</w:t>
+        <w:t>{{payment_qty_quotes}}</w:t>
       </w:r>
       <w:r>
         <w:rPr>
@@ -6846,7 +6876,7 @@
           <w:szCs w:val="22"/>
           <w:shd w:fill="DEE6EF" w:val="clear"/>
         </w:rPr>
-        <w:t xml:space="preserve"> el(la) señor(a)</w:t>
+        <w:t xml:space="preserve"> el(la) señor(a) </w:t>
       </w:r>
       <w:r>
         <w:rPr>
@@ -10858,6 +10888,13 @@
       <w:bCs/>
     </w:rPr>
   </w:style>
+  <w:style w:type="character" w:styleId="Bullets">
+    <w:name w:val="Bullets"/>
+    <w:qFormat/>
+    <w:rPr>
+      <w:rFonts w:ascii="OpenSymbol" w:hAnsi="OpenSymbol" w:eastAsia="OpenSymbol" w:cs="OpenSymbol"/>
+    </w:rPr>
+  </w:style>
   <w:style w:type="paragraph" w:styleId="Heading">
     <w:name w:val="Heading"/>
     <w:basedOn w:val="Normal"/>
